--- a/离散数学/集合论与图论/集合论与图论（下）课后习题/第6讲测验.docx
+++ b/离散数学/集合论与图论/集合论与图论（下）课后习题/第6讲测验.docx
@@ -109,6 +109,7 @@
       <w:pPr>
         <w:spacing w:line="360" w:lineRule="auto"/>
         <w:rPr>
+          <w:rFonts w:hint="eastAsia"/>
           <w:lang w:eastAsia="zh-CN"/>
         </w:rPr>
       </w:pPr>
@@ -177,7 +178,7 @@
                     <pic:cNvPicPr/>
                   </pic:nvPicPr>
                   <pic:blipFill>
-                    <a:blip r:embed="rId6"/>
+                    <a:blip r:embed="rId8"/>
                     <a:stretch>
                       <a:fillRect/>
                     </a:stretch>
@@ -232,7 +233,7 @@
                     <pic:cNvPicPr/>
                   </pic:nvPicPr>
                   <pic:blipFill>
-                    <a:blip r:embed="rId7"/>
+                    <a:blip r:embed="rId9"/>
                     <a:stretch>
                       <a:fillRect/>
                     </a:stretch>
@@ -287,7 +288,7 @@
                     <pic:cNvPicPr/>
                   </pic:nvPicPr>
                   <pic:blipFill>
-                    <a:blip r:embed="rId8"/>
+                    <a:blip r:embed="rId10"/>
                     <a:stretch>
                       <a:fillRect/>
                     </a:stretch>
@@ -342,7 +343,7 @@
                     <pic:cNvPicPr/>
                   </pic:nvPicPr>
                   <pic:blipFill>
-                    <a:blip r:embed="rId9"/>
+                    <a:blip r:embed="rId11"/>
                     <a:stretch>
                       <a:fillRect/>
                     </a:stretch>
@@ -367,6 +368,7 @@
       <w:pPr>
         <w:spacing w:line="360" w:lineRule="auto"/>
         <w:rPr>
+          <w:rFonts w:hint="eastAsia"/>
           <w:lang w:eastAsia="zh-CN"/>
         </w:rPr>
       </w:pPr>
@@ -450,6 +452,7 @@
       <w:pPr>
         <w:spacing w:line="360" w:lineRule="auto"/>
         <w:rPr>
+          <w:rFonts w:hint="eastAsia"/>
           <w:lang w:eastAsia="zh-CN"/>
         </w:rPr>
       </w:pPr>
@@ -506,7 +509,7 @@
                     <pic:cNvPicPr/>
                   </pic:nvPicPr>
                   <pic:blipFill>
-                    <a:blip r:embed="rId10"/>
+                    <a:blip r:embed="rId12"/>
                     <a:stretch>
                       <a:fillRect/>
                     </a:stretch>
@@ -563,7 +566,7 @@
                     <pic:cNvPicPr/>
                   </pic:nvPicPr>
                   <pic:blipFill>
-                    <a:blip r:embed="rId11"/>
+                    <a:blip r:embed="rId13"/>
                     <a:stretch>
                       <a:fillRect/>
                     </a:stretch>
@@ -636,7 +639,7 @@
                     <pic:cNvPicPr/>
                   </pic:nvPicPr>
                   <pic:blipFill>
-                    <a:blip r:embed="rId12"/>
+                    <a:blip r:embed="rId14"/>
                     <a:stretch>
                       <a:fillRect/>
                     </a:stretch>
@@ -684,7 +687,7 @@
                     <pic:cNvPicPr/>
                   </pic:nvPicPr>
                   <pic:blipFill>
-                    <a:blip r:embed="rId13"/>
+                    <a:blip r:embed="rId15"/>
                     <a:stretch>
                       <a:fillRect/>
                     </a:stretch>
@@ -750,6 +753,7 @@
       <w:pPr>
         <w:spacing w:line="360" w:lineRule="auto"/>
         <w:rPr>
+          <w:rFonts w:hint="eastAsia"/>
           <w:highlight w:val="yellow"/>
           <w:lang w:eastAsia="zh-CN"/>
         </w:rPr>
@@ -766,6 +770,7 @@
       <w:pPr>
         <w:spacing w:line="360" w:lineRule="auto"/>
         <w:rPr>
+          <w:rFonts w:hint="eastAsia"/>
           <w:lang w:eastAsia="zh-CN"/>
         </w:rPr>
       </w:pPr>
@@ -1046,6 +1051,7 @@
       <w:pPr>
         <w:spacing w:line="360" w:lineRule="auto"/>
         <w:rPr>
+          <w:rFonts w:hint="eastAsia"/>
           <w:highlight w:val="yellow"/>
           <w:lang w:eastAsia="zh-CN"/>
         </w:rPr>
@@ -1062,6 +1068,7 @@
       <w:pPr>
         <w:spacing w:line="360" w:lineRule="auto"/>
         <w:rPr>
+          <w:rFonts w:hint="eastAsia"/>
           <w:highlight w:val="yellow"/>
           <w:lang w:eastAsia="zh-CN"/>
         </w:rPr>
@@ -1135,6 +1142,7 @@
       <w:pPr>
         <w:spacing w:line="360" w:lineRule="auto"/>
         <w:rPr>
+          <w:rFonts w:hint="eastAsia"/>
           <w:lang w:eastAsia="zh-CN"/>
         </w:rPr>
       </w:pPr>
@@ -1149,8 +1157,10 @@
       </w:pPr>
       <w:r>
         <w:rPr>
+          <w:noProof/>
           <w:lang w:eastAsia="zh-CN"/>
         </w:rPr>
+        <w:lastRenderedPageBreak/>
         <w:drawing>
           <wp:inline distT="0" distB="0" distL="0" distR="0" wp14:anchorId="2329703B" wp14:editId="3CF478F1">
             <wp:extent cx="5486400" cy="1461770"/>
@@ -1167,7 +1177,7 @@
                     <pic:cNvPicPr/>
                   </pic:nvPicPr>
                   <pic:blipFill>
-                    <a:blip r:embed="rId14"/>
+                    <a:blip r:embed="rId16"/>
                     <a:stretch>
                       <a:fillRect/>
                     </a:stretch>
@@ -1239,12 +1249,35 @@
     <w:p>
       <w:pPr>
         <w:spacing w:line="360" w:lineRule="auto"/>
+      </w:pPr>
+      <w:proofErr w:type="spellStart"/>
+      <w:r>
+        <w:t>答案:B</w:t>
+      </w:r>
+      <w:proofErr w:type="spellEnd"/>
+    </w:p>
+    <w:p>
+      <w:pPr>
+        <w:spacing w:line="360" w:lineRule="auto"/>
+        <w:rPr>
+          <w:lang w:eastAsia="zh-CN"/>
+        </w:rPr>
+      </w:pPr>
+    </w:p>
+    <w:p>
+      <w:pPr>
+        <w:spacing w:line="360" w:lineRule="auto"/>
         <w:rPr>
           <w:rFonts w:hint="eastAsia"/>
+          <w:lang w:eastAsia="zh-CN"/>
         </w:rPr>
       </w:pPr>
       <w:r>
-        <w:t>答案:B</w:t>
+        <w:rPr>
+          <w:highlight w:val="yellow"/>
+          <w:lang w:eastAsia="zh-CN"/>
+        </w:rPr>
+        <w:t>偶图 = 二部图</w:t>
       </w:r>
     </w:p>
     <w:sectPr>
@@ -1255,6 +1288,68 @@
     </w:sectPr>
   </w:body>
 </w:document>
+</file>
+
+<file path=word/endnotes.xml><?xml version="1.0" encoding="utf-8"?>
+<w:endnotes xmlns:wpc="http://schemas.microsoft.com/office/word/2010/wordprocessingCanvas" xmlns:cx="http://schemas.microsoft.com/office/drawing/2014/chartex" xmlns:cx1="http://schemas.microsoft.com/office/drawing/2015/9/8/chartex" xmlns:cx2="http://schemas.microsoft.com/office/drawing/2015/10/21/chartex" xmlns:cx3="http://schemas.microsoft.com/office/drawing/2016/5/9/chartex" xmlns:cx4="http://schemas.microsoft.com/office/drawing/2016/5/10/chartex" xmlns:cx5="http://schemas.microsoft.com/office/drawing/2016/5/11/chartex" xmlns:cx6="http://schemas.microsoft.com/office/drawing/2016/5/12/chartex" xmlns:cx7="http://schemas.microsoft.com/office/drawing/2016/5/13/chartex" xmlns:cx8="http://schemas.microsoft.com/office/drawing/2016/5/14/chartex" xmlns:mc="http://schemas.openxmlformats.org/markup-compatibility/2006" xmlns:aink="http://schemas.microsoft.com/office/drawing/2016/ink" xmlns:am3d="http://schemas.microsoft.com/office/drawing/2017/model3d" xmlns:o="urn:schemas-microsoft-com:office:office" xmlns:oel="http://schemas.microsoft.com/office/2019/extlst" xmlns:r="http://schemas.openxmlformats.org/officeDocument/2006/relationships" xmlns:m="http://schemas.openxmlformats.org/officeDocument/2006/math" xmlns:v="urn:schemas-microsoft-com:vml" xmlns:wp14="http://schemas.microsoft.com/office/word/2010/wordprocessingDrawing" xmlns:wp="http://schemas.openxmlformats.org/drawingml/2006/wordprocessingDrawing" xmlns:w10="urn:schemas-microsoft-com:office:word" xmlns:w="http://schemas.openxmlformats.org/wordprocessingml/2006/main" xmlns:w14="http://schemas.microsoft.com/office/word/2010/wordml" xmlns:w15="http://schemas.microsoft.com/office/word/2012/wordml" xmlns:w16cex="http://schemas.microsoft.com/office/word/2018/wordml/cex" xmlns:w16cid="http://schemas.microsoft.com/office/word/2016/wordml/cid" xmlns:w16="http://schemas.microsoft.com/office/word/2018/wordml" xmlns:w16du="http://schemas.microsoft.com/office/word/2023/wordml/word16du" xmlns:w16sdtdh="http://schemas.microsoft.com/office/word/2020/wordml/sdtdatahash" xmlns:w16sdtfl="http://schemas.microsoft.com/office/word/2024/wordml/sdtformatlock" xmlns:w16se="http://schemas.microsoft.com/office/word/2015/wordml/symex" xmlns:wpg="http://schemas.microsoft.com/office/word/2010/wordprocessingGroup" xmlns:wpi="http://schemas.microsoft.com/office/word/2010/wordprocessingInk" xmlns:wne="http://schemas.microsoft.com/office/word/2006/wordml" xmlns:wps="http://schemas.microsoft.com/office/word/2010/wordprocessingShape" mc:Ignorable="w14 w15 w16se w16cid w16 w16cex w16sdtdh w16sdtfl w16du wp14">
+  <w:endnote w:type="separator" w:id="-1">
+    <w:p>
+      <w:pPr>
+        <w:spacing w:after="0" w:line="240" w:lineRule="auto"/>
+        <w:rPr>
+          <w:rFonts w:hint="eastAsia"/>
+        </w:rPr>
+      </w:pPr>
+      <w:r>
+        <w:separator/>
+      </w:r>
+    </w:p>
+  </w:endnote>
+  <w:endnote w:type="continuationSeparator" w:id="0">
+    <w:p>
+      <w:pPr>
+        <w:spacing w:after="0" w:line="240" w:lineRule="auto"/>
+        <w:rPr>
+          <w:rFonts w:hint="eastAsia"/>
+        </w:rPr>
+      </w:pPr>
+      <w:r>
+        <w:continuationSeparator/>
+      </w:r>
+    </w:p>
+  </w:endnote>
+</w:endnotes>
+</file>
+
+<file path=word/footnotes.xml><?xml version="1.0" encoding="utf-8"?>
+<w:footnotes xmlns:wpc="http://schemas.microsoft.com/office/word/2010/wordprocessingCanvas" xmlns:cx="http://schemas.microsoft.com/office/drawing/2014/chartex" xmlns:cx1="http://schemas.microsoft.com/office/drawing/2015/9/8/chartex" xmlns:cx2="http://schemas.microsoft.com/office/drawing/2015/10/21/chartex" xmlns:cx3="http://schemas.microsoft.com/office/drawing/2016/5/9/chartex" xmlns:cx4="http://schemas.microsoft.com/office/drawing/2016/5/10/chartex" xmlns:cx5="http://schemas.microsoft.com/office/drawing/2016/5/11/chartex" xmlns:cx6="http://schemas.microsoft.com/office/drawing/2016/5/12/chartex" xmlns:cx7="http://schemas.microsoft.com/office/drawing/2016/5/13/chartex" xmlns:cx8="http://schemas.microsoft.com/office/drawing/2016/5/14/chartex" xmlns:mc="http://schemas.openxmlformats.org/markup-compatibility/2006" xmlns:aink="http://schemas.microsoft.com/office/drawing/2016/ink" xmlns:am3d="http://schemas.microsoft.com/office/drawing/2017/model3d" xmlns:o="urn:schemas-microsoft-com:office:office" xmlns:oel="http://schemas.microsoft.com/office/2019/extlst" xmlns:r="http://schemas.openxmlformats.org/officeDocument/2006/relationships" xmlns:m="http://schemas.openxmlformats.org/officeDocument/2006/math" xmlns:v="urn:schemas-microsoft-com:vml" xmlns:wp14="http://schemas.microsoft.com/office/word/2010/wordprocessingDrawing" xmlns:wp="http://schemas.openxmlformats.org/drawingml/2006/wordprocessingDrawing" xmlns:w10="urn:schemas-microsoft-com:office:word" xmlns:w="http://schemas.openxmlformats.org/wordprocessingml/2006/main" xmlns:w14="http://schemas.microsoft.com/office/word/2010/wordml" xmlns:w15="http://schemas.microsoft.com/office/word/2012/wordml" xmlns:w16cex="http://schemas.microsoft.com/office/word/2018/wordml/cex" xmlns:w16cid="http://schemas.microsoft.com/office/word/2016/wordml/cid" xmlns:w16="http://schemas.microsoft.com/office/word/2018/wordml" xmlns:w16du="http://schemas.microsoft.com/office/word/2023/wordml/word16du" xmlns:w16sdtdh="http://schemas.microsoft.com/office/word/2020/wordml/sdtdatahash" xmlns:w16sdtfl="http://schemas.microsoft.com/office/word/2024/wordml/sdtformatlock" xmlns:w16se="http://schemas.microsoft.com/office/word/2015/wordml/symex" xmlns:wpg="http://schemas.microsoft.com/office/word/2010/wordprocessingGroup" xmlns:wpi="http://schemas.microsoft.com/office/word/2010/wordprocessingInk" xmlns:wne="http://schemas.microsoft.com/office/word/2006/wordml" xmlns:wps="http://schemas.microsoft.com/office/word/2010/wordprocessingShape" mc:Ignorable="w14 w15 w16se w16cid w16 w16cex w16sdtdh w16sdtfl w16du wp14">
+  <w:footnote w:type="separator" w:id="-1">
+    <w:p>
+      <w:pPr>
+        <w:spacing w:after="0" w:line="240" w:lineRule="auto"/>
+        <w:rPr>
+          <w:rFonts w:hint="eastAsia"/>
+        </w:rPr>
+      </w:pPr>
+      <w:r>
+        <w:separator/>
+      </w:r>
+    </w:p>
+  </w:footnote>
+  <w:footnote w:type="continuationSeparator" w:id="0">
+    <w:p>
+      <w:pPr>
+        <w:spacing w:after="0" w:line="240" w:lineRule="auto"/>
+        <w:rPr>
+          <w:rFonts w:hint="eastAsia"/>
+        </w:rPr>
+      </w:pPr>
+      <w:r>
+        <w:continuationSeparator/>
+      </w:r>
+    </w:p>
+  </w:footnote>
+</w:footnotes>
 </file>
 
 <file path=word/numbering.xml><?xml version="1.0" encoding="utf-8"?>

--- a/离散数学/集合论与图论/集合论与图论（下）课后习题/第6讲测验.docx
+++ b/离散数学/集合论与图论/集合论与图论（下）课后习题/第6讲测验.docx
@@ -460,7 +460,14 @@
         <w:rPr>
           <w:lang w:eastAsia="zh-CN"/>
         </w:rPr>
-        <w:t>答案:A</w:t>
+        <w:t>答案:</w:t>
+      </w:r>
+      <w:r>
+        <w:rPr>
+          <w:rFonts w:hint="eastAsia"/>
+          <w:lang w:eastAsia="zh-CN"/>
+        </w:rPr>
+        <w:t>B</w:t>
       </w:r>
     </w:p>
     <w:p>
@@ -1068,8 +1075,6 @@
       <w:pPr>
         <w:spacing w:line="360" w:lineRule="auto"/>
         <w:rPr>
-          <w:rFonts w:hint="eastAsia"/>
-          <w:highlight w:val="yellow"/>
           <w:lang w:eastAsia="zh-CN"/>
         </w:rPr>
       </w:pPr>
@@ -1087,7 +1092,42 @@
           <w:highlight w:val="yellow"/>
           <w:lang w:eastAsia="zh-CN"/>
         </w:rPr>
-        <w:t xml:space="preserve">：存在欧拉回路的图，其充要条件是图连通且所有顶点度数均为偶数。 </w:t>
+        <w:t>：存在欧拉回路的图，其充要条件是图连通且所有顶点度数均为偶数。</w:t>
+      </w:r>
+    </w:p>
+    <w:p>
+      <w:pPr>
+        <w:spacing w:line="360" w:lineRule="auto"/>
+        <w:rPr>
+          <w:rFonts w:hint="eastAsia"/>
+          <w:highlight w:val="yellow"/>
+          <w:lang w:eastAsia="zh-CN"/>
+        </w:rPr>
+      </w:pPr>
+      <w:r>
+        <w:rPr>
+          <w:rFonts w:hint="eastAsia"/>
+          <w:b/>
+          <w:bCs/>
+          <w:highlight w:val="yellow"/>
+          <w:lang w:eastAsia="zh-CN"/>
+        </w:rPr>
+        <w:t>欧拉回路 (Eulerian Circuit/Cycle)：</w:t>
+      </w:r>
+      <w:r>
+        <w:rPr>
+          <w:rFonts w:hint="eastAsia"/>
+          <w:highlight w:val="yellow"/>
+          <w:lang w:eastAsia="zh-CN"/>
+        </w:rPr>
+        <w:t>一条经过图中每条边恰好一次，且起点与终点相同的回路。</w:t>
+      </w:r>
+      <w:r>
+        <w:rPr>
+          <w:highlight w:val="yellow"/>
+          <w:lang w:eastAsia="zh-CN"/>
+        </w:rPr>
+        <w:t xml:space="preserve"> </w:t>
       </w:r>
     </w:p>
     <w:p>
@@ -1249,6 +1289,9 @@
     <w:p>
       <w:pPr>
         <w:spacing w:line="360" w:lineRule="auto"/>
+        <w:rPr>
+          <w:rFonts w:hint="eastAsia"/>
+        </w:rPr>
       </w:pPr>
       <w:proofErr w:type="spellStart"/>
       <w:r>
@@ -1260,6 +1303,7 @@
       <w:pPr>
         <w:spacing w:line="360" w:lineRule="auto"/>
         <w:rPr>
+          <w:rFonts w:hint="eastAsia"/>
           <w:lang w:eastAsia="zh-CN"/>
         </w:rPr>
       </w:pPr>
@@ -2162,6 +2206,7 @@
   <w:style w:type="character" w:default="1" w:styleId="a2">
     <w:name w:val="Default Paragraph Font"/>
     <w:uiPriority w:val="1"/>
+    <w:semiHidden/>
     <w:unhideWhenUsed/>
   </w:style>
   <w:style w:type="table" w:default="1" w:styleId="a3">
